--- a/docs/python-setup_windows_2024.docx
+++ b/docs/python-setup_windows_2024.docx
@@ -1,6 +1,6 @@
 
 <file path=word/document.xml><?xml version="1.0" encoding="utf-8"?>
-<w:document xmlns:wpc="http://schemas.microsoft.com/office/word/2010/wordprocessingCanvas" xmlns:cx="http://schemas.microsoft.com/office/drawing/2014/chartex" xmlns:cx1="http://schemas.microsoft.com/office/drawing/2015/9/8/chartex" xmlns:cx2="http://schemas.microsoft.com/office/drawing/2015/10/21/chartex" xmlns:cx3="http://schemas.microsoft.com/office/drawing/2016/5/9/chartex" xmlns:cx4="http://schemas.microsoft.com/office/drawing/2016/5/10/chartex" xmlns:cx5="http://schemas.microsoft.com/office/drawing/2016/5/11/chartex" xmlns:cx6="http://schemas.microsoft.com/office/drawing/2016/5/12/chartex" xmlns:cx7="http://schemas.microsoft.com/office/drawing/2016/5/13/chartex" xmlns:cx8="http://schemas.microsoft.com/office/drawing/2016/5/14/chartex" xmlns:mc="http://schemas.openxmlformats.org/markup-compatibility/2006" xmlns:aink="http://schemas.microsoft.com/office/drawing/2016/ink" xmlns:am3d="http://schemas.microsoft.com/office/drawing/2017/model3d" xmlns:o="urn:schemas-microsoft-com:office:office" xmlns:oel="http://schemas.microsoft.com/office/2019/extlst" xmlns:r="http://schemas.openxmlformats.org/officeDocument/2006/relationships" xmlns:m="http://schemas.openxmlformats.org/officeDocument/2006/math" xmlns:v="urn:schemas-microsoft-com:vml" xmlns:wp14="http://schemas.microsoft.com/office/word/2010/wordprocessingDrawing" xmlns:wp="http://schemas.openxmlformats.org/drawingml/2006/wordprocessingDrawing" xmlns:w10="urn:schemas-microsoft-com:office:word" xmlns:w="http://schemas.openxmlformats.org/wordprocessingml/2006/main" xmlns:w14="http://schemas.microsoft.com/office/word/2010/wordml" xmlns:w15="http://schemas.microsoft.com/office/word/2012/wordml" xmlns:w16cex="http://schemas.microsoft.com/office/word/2018/wordml/cex" xmlns:w16cid="http://schemas.microsoft.com/office/word/2016/wordml/cid" xmlns:w16="http://schemas.microsoft.com/office/word/2018/wordml" xmlns:w16sdtdh="http://schemas.microsoft.com/office/word/2020/wordml/sdtdatahash" xmlns:w16se="http://schemas.microsoft.com/office/word/2015/wordml/symex" xmlns:wpg="http://schemas.microsoft.com/office/word/2010/wordprocessingGroup" xmlns:wpi="http://schemas.microsoft.com/office/word/2010/wordprocessingInk" xmlns:wne="http://schemas.microsoft.com/office/word/2006/wordml" xmlns:wps="http://schemas.microsoft.com/office/word/2010/wordprocessingShape" mc:Ignorable="w14 w15 w16se w16cid w16 w16cex w16sdtdh wp14">
+<w:document xmlns:wpc="http://schemas.microsoft.com/office/word/2010/wordprocessingCanvas" xmlns:cx="http://schemas.microsoft.com/office/drawing/2014/chartex" xmlns:cx1="http://schemas.microsoft.com/office/drawing/2015/9/8/chartex" xmlns:cx2="http://schemas.microsoft.com/office/drawing/2015/10/21/chartex" xmlns:cx3="http://schemas.microsoft.com/office/drawing/2016/5/9/chartex" xmlns:cx4="http://schemas.microsoft.com/office/drawing/2016/5/10/chartex" xmlns:cx5="http://schemas.microsoft.com/office/drawing/2016/5/11/chartex" xmlns:cx6="http://schemas.microsoft.com/office/drawing/2016/5/12/chartex" xmlns:cx7="http://schemas.microsoft.com/office/drawing/2016/5/13/chartex" xmlns:cx8="http://schemas.microsoft.com/office/drawing/2016/5/14/chartex" xmlns:mc="http://schemas.openxmlformats.org/markup-compatibility/2006" xmlns:aink="http://schemas.microsoft.com/office/drawing/2016/ink" xmlns:am3d="http://schemas.microsoft.com/office/drawing/2017/model3d" xmlns:o="urn:schemas-microsoft-com:office:office" xmlns:oel="http://schemas.microsoft.com/office/2019/extlst" xmlns:r="http://schemas.openxmlformats.org/officeDocument/2006/relationships" xmlns:m="http://schemas.openxmlformats.org/officeDocument/2006/math" xmlns:v="urn:schemas-microsoft-com:vml" xmlns:wp14="http://schemas.microsoft.com/office/word/2010/wordprocessingDrawing" xmlns:wp="http://schemas.openxmlformats.org/drawingml/2006/wordprocessingDrawing" xmlns:w10="urn:schemas-microsoft-com:office:word" xmlns:w="http://schemas.openxmlformats.org/wordprocessingml/2006/main" xmlns:w14="http://schemas.microsoft.com/office/word/2010/wordml" xmlns:w15="http://schemas.microsoft.com/office/word/2012/wordml" xmlns:w16cex="http://schemas.microsoft.com/office/word/2018/wordml/cex" xmlns:w16cid="http://schemas.microsoft.com/office/word/2016/wordml/cid" xmlns:w16="http://schemas.microsoft.com/office/word/2018/wordml" xmlns:w16du="http://schemas.microsoft.com/office/word/2023/wordml/word16du" xmlns:w16sdtdh="http://schemas.microsoft.com/office/word/2020/wordml/sdtdatahash" xmlns:w16se="http://schemas.microsoft.com/office/word/2015/wordml/symex" xmlns:wpg="http://schemas.microsoft.com/office/word/2010/wordprocessingGroup" xmlns:wpi="http://schemas.microsoft.com/office/word/2010/wordprocessingInk" xmlns:wne="http://schemas.microsoft.com/office/word/2006/wordml" xmlns:wps="http://schemas.microsoft.com/office/word/2010/wordprocessingShape" mc:Ignorable="w14 w15 w16se w16cid w16 w16cex w16sdtdh w16du wp14">
   <w:body>
     <w:p>
       <w:pPr>
@@ -25,7 +25,7 @@
         <w:rPr>
           <w:color w:val="2E5496"/>
         </w:rPr>
-        <w:t>a405</w:t>
+        <w:t>e440</w:t>
       </w:r>
       <w:r>
         <w:rPr>
@@ -466,13 +466,13 @@
               <w:rPr>
                 <w:rFonts w:ascii="Courier New" w:hAnsi="Courier New" w:cs="Courier New"/>
               </w:rPr>
-              <w:t xml:space="preserve"> -p ~/repos/a</w:t>
+              <w:t xml:space="preserve"> -p ~/repos/</w:t>
             </w:r>
             <w:r>
               <w:rPr>
                 <w:rFonts w:ascii="Courier New" w:hAnsi="Courier New" w:cs="Courier New"/>
               </w:rPr>
-              <w:t>405</w:t>
+              <w:t>e440</w:t>
             </w:r>
           </w:p>
           <w:p>
@@ -593,13 +593,13 @@
               <w:rPr>
                 <w:rFonts w:ascii="Courier New" w:hAnsi="Courier New" w:cs="Courier New"/>
               </w:rPr>
-              <w:t>cd ~/repos/a</w:t>
+              <w:t>cd ~/repos/</w:t>
             </w:r>
             <w:r>
               <w:rPr>
                 <w:rFonts w:ascii="Courier New" w:hAnsi="Courier New" w:cs="Courier New"/>
               </w:rPr>
-              <w:t>405</w:t>
+              <w:t>e440</w:t>
             </w:r>
           </w:p>
           <w:p>
@@ -640,11 +640,14 @@
               <w:ind w:left="5"/>
             </w:pPr>
             <w:r>
-              <w:t>This should show your a</w:t>
+              <w:t xml:space="preserve">This should show your </w:t>
+            </w:r>
+            <w:r>
+              <w:t>e</w:t>
             </w:r>
             <w:proofErr w:type="gramStart"/>
             <w:r>
-              <w:t>405</w:t>
+              <w:t>440</w:t>
             </w:r>
             <w:r>
               <w:t xml:space="preserve">  folder</w:t>
@@ -897,11 +900,14 @@
             </w:r>
             <w:proofErr w:type="gramStart"/>
             <w:r>
-              <w:t>your  a</w:t>
+              <w:t xml:space="preserve">your  </w:t>
+            </w:r>
+            <w:r>
+              <w:t>e</w:t>
             </w:r>
             <w:proofErr w:type="gramEnd"/>
             <w:r>
-              <w:t>405</w:t>
+              <w:t>440</w:t>
             </w:r>
             <w:r>
               <w:t xml:space="preserve"> folder. You should see the filename listed when you type </w:t>
@@ -998,13 +1004,13 @@
               <w:rPr>
                 <w:rFonts w:ascii="Courier New" w:eastAsia="Courier New" w:hAnsi="Courier New" w:cs="Courier New"/>
               </w:rPr>
-              <w:t>~/repos/a</w:t>
+              <w:t>~/repos/</w:t>
             </w:r>
             <w:r>
               <w:rPr>
                 <w:rFonts w:ascii="Courier New" w:eastAsia="Courier New" w:hAnsi="Courier New" w:cs="Courier New"/>
               </w:rPr>
-              <w:t>405</w:t>
+              <w:t>e440</w:t>
             </w:r>
             <w:r>
               <w:t xml:space="preserve"> </w:t>
@@ -1245,10 +1251,10 @@
               <w:jc w:val="both"/>
             </w:pPr>
             <w:r>
-              <w:t>when this completes create the a</w:t>
-            </w:r>
-            <w:r>
-              <w:t>405</w:t>
+              <w:t xml:space="preserve">when this completes create the </w:t>
+            </w:r>
+            <w:r>
+              <w:t>e440</w:t>
             </w:r>
             <w:r>
               <w:t xml:space="preserve"> environment </w:t>
@@ -1286,13 +1292,13 @@
               <w:rPr>
                 <w:rFonts w:ascii="Courier New" w:hAnsi="Courier New" w:cs="Courier New"/>
               </w:rPr>
-              <w:t>mamba env create –-name a</w:t>
+              <w:t xml:space="preserve">mamba env create –-name </w:t>
             </w:r>
             <w:r>
               <w:rPr>
                 <w:rFonts w:ascii="Courier New" w:hAnsi="Courier New" w:cs="Courier New"/>
               </w:rPr>
-              <w:t>405</w:t>
+              <w:t>e440</w:t>
             </w:r>
             <w:r>
               <w:rPr>
@@ -1367,10 +1373,10 @@
               <w:t xml:space="preserve"> env list</w:t>
             </w:r>
             <w:r>
-              <w:t xml:space="preserve">   You should see a list of two environments: "base" and "a</w:t>
-            </w:r>
-            <w:r>
-              <w:t>405</w:t>
+              <w:t xml:space="preserve">   You should see a list of two environments: "base" and "</w:t>
+            </w:r>
+            <w:r>
+              <w:t>e440</w:t>
             </w:r>
             <w:r>
               <w:t>"</w:t>
@@ -1445,10 +1451,10 @@
               <w:t xml:space="preserve">- </w:t>
             </w:r>
             <w:r>
-              <w:t>Activate the a</w:t>
-            </w:r>
-            <w:r>
-              <w:t>405</w:t>
+              <w:t xml:space="preserve">Activate the </w:t>
+            </w:r>
+            <w:r>
+              <w:t>e440</w:t>
             </w:r>
             <w:r>
               <w:t xml:space="preserve"> environment by typing:</w:t>
@@ -1474,13 +1480,13 @@
               <w:rPr>
                 <w:rFonts w:ascii="Courier New" w:hAnsi="Courier New" w:cs="Courier New"/>
               </w:rPr>
-              <w:t xml:space="preserve"> activate a</w:t>
+              <w:t xml:space="preserve"> activate </w:t>
             </w:r>
             <w:r>
               <w:rPr>
                 <w:rFonts w:ascii="Courier New" w:hAnsi="Courier New" w:cs="Courier New"/>
               </w:rPr>
-              <w:t>405</w:t>
+              <w:t>e440</w:t>
             </w:r>
             <w:r>
               <w:t xml:space="preserve"> </w:t>
@@ -1798,10 +1804,7 @@
               <w:t xml:space="preserve">Change into your </w:t>
             </w:r>
             <w:r>
-              <w:t>a</w:t>
-            </w:r>
-            <w:r>
-              <w:t>405</w:t>
+              <w:t>e440</w:t>
             </w:r>
             <w:r>
               <w:t xml:space="preserve"> folder by </w:t>
@@ -1835,14 +1838,7 @@
                 <w:rFonts w:ascii="Courier New" w:eastAsia="Courier New" w:hAnsi="Courier New" w:cs="Courier New"/>
                 <w:color w:val="3B2221"/>
               </w:rPr>
-              <w:t>a</w:t>
-            </w:r>
-            <w:r>
-              <w:rPr>
-                <w:rFonts w:ascii="Courier New" w:eastAsia="Courier New" w:hAnsi="Courier New" w:cs="Courier New"/>
-                <w:color w:val="3B2221"/>
-              </w:rPr>
-              <w:t>405</w:t>
+              <w:t>e440</w:t>
             </w:r>
             <w:r>
               <w:rPr>
@@ -1941,13 +1937,7 @@
               <w:rPr>
                 <w:rFonts w:ascii="Courier New" w:eastAsia="Courier New" w:hAnsi="Courier New" w:cs="Courier New"/>
               </w:rPr>
-              <w:t>a</w:t>
-            </w:r>
-            <w:r>
-              <w:rPr>
-                <w:rFonts w:ascii="Courier New" w:eastAsia="Courier New" w:hAnsi="Courier New" w:cs="Courier New"/>
-              </w:rPr>
-              <w:t>405</w:t>
+              <w:t>e440</w:t>
             </w:r>
             <w:r>
               <w:t xml:space="preserve"> </w:t>
@@ -2087,7 +2077,13 @@
         <w:t xml:space="preserve"> </w:t>
       </w:r>
       <w:r>
-        <w:t>To install the A405 libraries:</w:t>
+        <w:t xml:space="preserve">To install the </w:t>
+      </w:r>
+      <w:r>
+        <w:t>E440</w:t>
+      </w:r>
+      <w:r>
+        <w:t xml:space="preserve"> libraries:</w:t>
       </w:r>
     </w:p>
     <w:p>
@@ -2110,6 +2106,19 @@
           <w:t>requirements.txt</w:t>
         </w:r>
       </w:hyperlink>
+      <w:r>
+        <w:rPr>
+          <w:rStyle w:val="Hyperlink"/>
+        </w:rPr>
+        <w:t xml:space="preserve"> </w:t>
+      </w:r>
+      <w:r>
+        <w:rPr>
+          <w:rStyle w:val="Hyperlink"/>
+          <w:u w:val="none"/>
+        </w:rPr>
+        <w:t>from Dropbox</w:t>
+      </w:r>
     </w:p>
     <w:p>
       <w:pPr>
@@ -2121,7 +2130,13 @@
         <w:spacing w:after="0"/>
       </w:pPr>
       <w:r>
-        <w:t>In the a405 environment, do:</w:t>
+        <w:t xml:space="preserve">In the </w:t>
+      </w:r>
+      <w:r>
+        <w:t>e440</w:t>
+      </w:r>
+      <w:r>
+        <w:t xml:space="preserve"> environment, do:</w:t>
       </w:r>
     </w:p>
     <w:p>
@@ -2370,7 +2385,7 @@
 </file>
 
 <file path=word/numbering.xml><?xml version="1.0" encoding="utf-8"?>
-<w:numbering xmlns:wpc="http://schemas.microsoft.com/office/word/2010/wordprocessingCanvas" xmlns:cx="http://schemas.microsoft.com/office/drawing/2014/chartex" xmlns:cx1="http://schemas.microsoft.com/office/drawing/2015/9/8/chartex" xmlns:cx2="http://schemas.microsoft.com/office/drawing/2015/10/21/chartex" xmlns:cx3="http://schemas.microsoft.com/office/drawing/2016/5/9/chartex" xmlns:cx4="http://schemas.microsoft.com/office/drawing/2016/5/10/chartex" xmlns:cx5="http://schemas.microsoft.com/office/drawing/2016/5/11/chartex" xmlns:cx6="http://schemas.microsoft.com/office/drawing/2016/5/12/chartex" xmlns:cx7="http://schemas.microsoft.com/office/drawing/2016/5/13/chartex" xmlns:cx8="http://schemas.microsoft.com/office/drawing/2016/5/14/chartex" xmlns:mc="http://schemas.openxmlformats.org/markup-compatibility/2006" xmlns:aink="http://schemas.microsoft.com/office/drawing/2016/ink" xmlns:am3d="http://schemas.microsoft.com/office/drawing/2017/model3d" xmlns:o="urn:schemas-microsoft-com:office:office" xmlns:oel="http://schemas.microsoft.com/office/2019/extlst" xmlns:r="http://schemas.openxmlformats.org/officeDocument/2006/relationships" xmlns:m="http://schemas.openxmlformats.org/officeDocument/2006/math" xmlns:v="urn:schemas-microsoft-com:vml" xmlns:wp14="http://schemas.microsoft.com/office/word/2010/wordprocessingDrawing" xmlns:wp="http://schemas.openxmlformats.org/drawingml/2006/wordprocessingDrawing" xmlns:w10="urn:schemas-microsoft-com:office:word" xmlns:w="http://schemas.openxmlformats.org/wordprocessingml/2006/main" xmlns:w14="http://schemas.microsoft.com/office/word/2010/wordml" xmlns:w15="http://schemas.microsoft.com/office/word/2012/wordml" xmlns:w16cex="http://schemas.microsoft.com/office/word/2018/wordml/cex" xmlns:w16cid="http://schemas.microsoft.com/office/word/2016/wordml/cid" xmlns:w16="http://schemas.microsoft.com/office/word/2018/wordml" xmlns:w16sdtdh="http://schemas.microsoft.com/office/word/2020/wordml/sdtdatahash" xmlns:w16se="http://schemas.microsoft.com/office/word/2015/wordml/symex" xmlns:wpg="http://schemas.microsoft.com/office/word/2010/wordprocessingGroup" xmlns:wpi="http://schemas.microsoft.com/office/word/2010/wordprocessingInk" xmlns:wne="http://schemas.microsoft.com/office/word/2006/wordml" xmlns:wps="http://schemas.microsoft.com/office/word/2010/wordprocessingShape" mc:Ignorable="w14 w15 w16se w16cid w16 w16cex w16sdtdh wp14">
+<w:numbering xmlns:wpc="http://schemas.microsoft.com/office/word/2010/wordprocessingCanvas" xmlns:cx="http://schemas.microsoft.com/office/drawing/2014/chartex" xmlns:cx1="http://schemas.microsoft.com/office/drawing/2015/9/8/chartex" xmlns:cx2="http://schemas.microsoft.com/office/drawing/2015/10/21/chartex" xmlns:cx3="http://schemas.microsoft.com/office/drawing/2016/5/9/chartex" xmlns:cx4="http://schemas.microsoft.com/office/drawing/2016/5/10/chartex" xmlns:cx5="http://schemas.microsoft.com/office/drawing/2016/5/11/chartex" xmlns:cx6="http://schemas.microsoft.com/office/drawing/2016/5/12/chartex" xmlns:cx7="http://schemas.microsoft.com/office/drawing/2016/5/13/chartex" xmlns:cx8="http://schemas.microsoft.com/office/drawing/2016/5/14/chartex" xmlns:mc="http://schemas.openxmlformats.org/markup-compatibility/2006" xmlns:aink="http://schemas.microsoft.com/office/drawing/2016/ink" xmlns:am3d="http://schemas.microsoft.com/office/drawing/2017/model3d" xmlns:o="urn:schemas-microsoft-com:office:office" xmlns:oel="http://schemas.microsoft.com/office/2019/extlst" xmlns:r="http://schemas.openxmlformats.org/officeDocument/2006/relationships" xmlns:m="http://schemas.openxmlformats.org/officeDocument/2006/math" xmlns:v="urn:schemas-microsoft-com:vml" xmlns:wp14="http://schemas.microsoft.com/office/word/2010/wordprocessingDrawing" xmlns:wp="http://schemas.openxmlformats.org/drawingml/2006/wordprocessingDrawing" xmlns:w10="urn:schemas-microsoft-com:office:word" xmlns:w="http://schemas.openxmlformats.org/wordprocessingml/2006/main" xmlns:w14="http://schemas.microsoft.com/office/word/2010/wordml" xmlns:w15="http://schemas.microsoft.com/office/word/2012/wordml" xmlns:w16cex="http://schemas.microsoft.com/office/word/2018/wordml/cex" xmlns:w16cid="http://schemas.microsoft.com/office/word/2016/wordml/cid" xmlns:w16="http://schemas.microsoft.com/office/word/2018/wordml" xmlns:w16du="http://schemas.microsoft.com/office/word/2023/wordml/word16du" xmlns:w16sdtdh="http://schemas.microsoft.com/office/word/2020/wordml/sdtdatahash" xmlns:w16se="http://schemas.microsoft.com/office/word/2015/wordml/symex" xmlns:wpg="http://schemas.microsoft.com/office/word/2010/wordprocessingGroup" xmlns:wpi="http://schemas.microsoft.com/office/word/2010/wordprocessingInk" xmlns:wne="http://schemas.microsoft.com/office/word/2006/wordml" xmlns:wps="http://schemas.microsoft.com/office/word/2010/wordprocessingShape" mc:Ignorable="w14 w15 w16se w16cid w16 w16cex w16sdtdh w16du wp14">
   <w:abstractNum w:abstractNumId="0" w15:restartNumberingAfterBreak="0">
     <w:nsid w:val="013E4ADA"/>
     <w:multiLevelType w:val="hybridMultilevel"/>
@@ -4095,7 +4110,7 @@
 </file>
 
 <file path=word/styles.xml><?xml version="1.0" encoding="utf-8"?>
-<w:styles xmlns:mc="http://schemas.openxmlformats.org/markup-compatibility/2006" xmlns:r="http://schemas.openxmlformats.org/officeDocument/2006/relationships" xmlns:w="http://schemas.openxmlformats.org/wordprocessingml/2006/main" xmlns:w14="http://schemas.microsoft.com/office/word/2010/wordml" xmlns:w15="http://schemas.microsoft.com/office/word/2012/wordml" xmlns:w16cex="http://schemas.microsoft.com/office/word/2018/wordml/cex" xmlns:w16cid="http://schemas.microsoft.com/office/word/2016/wordml/cid" xmlns:w16="http://schemas.microsoft.com/office/word/2018/wordml" xmlns:w16sdtdh="http://schemas.microsoft.com/office/word/2020/wordml/sdtdatahash" xmlns:w16se="http://schemas.microsoft.com/office/word/2015/wordml/symex" mc:Ignorable="w14 w15 w16se w16cid w16 w16cex w16sdtdh">
+<w:styles xmlns:mc="http://schemas.openxmlformats.org/markup-compatibility/2006" xmlns:r="http://schemas.openxmlformats.org/officeDocument/2006/relationships" xmlns:w="http://schemas.openxmlformats.org/wordprocessingml/2006/main" xmlns:w14="http://schemas.microsoft.com/office/word/2010/wordml" xmlns:w15="http://schemas.microsoft.com/office/word/2012/wordml" xmlns:w16cex="http://schemas.microsoft.com/office/word/2018/wordml/cex" xmlns:w16cid="http://schemas.microsoft.com/office/word/2016/wordml/cid" xmlns:w16="http://schemas.microsoft.com/office/word/2018/wordml" xmlns:w16du="http://schemas.microsoft.com/office/word/2023/wordml/word16du" xmlns:w16sdtdh="http://schemas.microsoft.com/office/word/2020/wordml/sdtdatahash" xmlns:w16se="http://schemas.microsoft.com/office/word/2015/wordml/symex" mc:Ignorable="w14 w15 w16se w16cid w16 w16cex w16sdtdh w16du">
   <w:docDefaults>
     <w:rPrDefault>
       <w:rPr>

--- a/docs/python-setup_windows_2024.docx
+++ b/docs/python-setup_windows_2024.docx
@@ -1956,7 +1956,13 @@
           </w:tcPr>
           <w:p>
             <w:r>
-              <w:t xml:space="preserve">Makes the packages specified by the “eosc211” environment available to Jupyter. </w:t>
+              <w:t>Makes the packages specified by the “</w:t>
+            </w:r>
+            <w:r>
+              <w:t>e440</w:t>
+            </w:r>
+            <w:r>
+              <w:t xml:space="preserve">” environment available to Jupyter. </w:t>
             </w:r>
           </w:p>
         </w:tc>
@@ -2080,7 +2086,10 @@
         <w:t xml:space="preserve">To install the </w:t>
       </w:r>
       <w:r>
-        <w:t>E440</w:t>
+        <w:t>e</w:t>
+      </w:r>
+      <w:r>
+        <w:t>440</w:t>
       </w:r>
       <w:r>
         <w:t xml:space="preserve"> libraries:</w:t>

--- a/docs/python-setup_windows_2024.docx
+++ b/docs/python-setup_windows_2024.docx
@@ -828,7 +828,19 @@
                 <w:rPr>
                   <w:rStyle w:val="Hyperlink"/>
                 </w:rPr>
-                <w:t>environment.yml</w:t>
+                <w:t>envir</w:t>
+              </w:r>
+              <w:r>
+                <w:rPr>
+                  <w:rStyle w:val="Hyperlink"/>
+                </w:rPr>
+                <w:t>o</w:t>
+              </w:r>
+              <w:r>
+                <w:rPr>
+                  <w:rStyle w:val="Hyperlink"/>
+                </w:rPr>
+                <w:t>nment.yml</w:t>
               </w:r>
               <w:proofErr w:type="spellEnd"/>
             </w:hyperlink>
@@ -1038,7 +1050,13 @@
             </w:r>
             <w:proofErr w:type="spellEnd"/>
             <w:r>
-              <w:t>-forge as your preferred source of python packages.  Note that “—add” is two short dashes followed by add</w:t>
+              <w:t>-forge as your preferred source of python packages.  Note that “</w:t>
+            </w:r>
+            <w:r>
+              <w:t>--</w:t>
+            </w:r>
+            <w:r>
+              <w:t>add” is two short dashes followed by add</w:t>
             </w:r>
           </w:p>
           <w:p>
@@ -1183,75 +1201,12 @@
           </w:p>
           <w:p>
             <w:pPr>
-              <w:pStyle w:val="ListParagraph"/>
               <w:spacing w:after="12" w:line="255" w:lineRule="auto"/>
               <w:ind w:left="5" w:right="4685"/>
               <w:jc w:val="both"/>
             </w:pPr>
             <w:r>
-              <w:t>Install the mamba installer by typing</w:t>
-            </w:r>
-            <w:r>
-              <w:t xml:space="preserve"> (no linebreak)</w:t>
-            </w:r>
-          </w:p>
-          <w:p>
-            <w:pPr>
-              <w:spacing w:after="12" w:line="255" w:lineRule="auto"/>
-              <w:ind w:right="4685"/>
-              <w:jc w:val="both"/>
-            </w:pPr>
-          </w:p>
-          <w:p>
-            <w:pPr>
-              <w:spacing w:line="271" w:lineRule="auto"/>
-              <w:ind w:left="5" w:right="69"/>
-              <w:rPr>
-                <w:sz w:val="20"/>
-              </w:rPr>
-            </w:pPr>
-            <w:proofErr w:type="spellStart"/>
-            <w:r>
-              <w:rPr>
-                <w:rFonts w:ascii="Courier New" w:hAnsi="Courier New" w:cs="Courier New"/>
-              </w:rPr>
-              <w:t>c</w:t>
-            </w:r>
-            <w:r>
-              <w:rPr>
-                <w:rFonts w:ascii="Courier New" w:hAnsi="Courier New" w:cs="Courier New"/>
-              </w:rPr>
-              <w:t>onda</w:t>
-            </w:r>
-            <w:proofErr w:type="spellEnd"/>
-            <w:r>
-              <w:rPr>
-                <w:rFonts w:ascii="Courier New" w:hAnsi="Courier New" w:cs="Courier New"/>
-              </w:rPr>
-              <w:t xml:space="preserve"> install </w:t>
-            </w:r>
-            <w:r>
-              <w:rPr>
-                <w:rFonts w:ascii="Courier New" w:hAnsi="Courier New" w:cs="Courier New"/>
-              </w:rPr>
-              <w:t xml:space="preserve">mamba </w:t>
-            </w:r>
-          </w:p>
-          <w:p>
-            <w:pPr>
-              <w:spacing w:after="12" w:line="255" w:lineRule="auto"/>
-              <w:ind w:left="5" w:right="4685"/>
-              <w:jc w:val="both"/>
-            </w:pPr>
-          </w:p>
-          <w:p>
-            <w:pPr>
-              <w:spacing w:after="12" w:line="255" w:lineRule="auto"/>
-              <w:ind w:left="5" w:right="4685"/>
-              <w:jc w:val="both"/>
-            </w:pPr>
-            <w:r>
-              <w:t xml:space="preserve">when this completes create the </w:t>
+              <w:t xml:space="preserve">create the </w:t>
             </w:r>
             <w:r>
               <w:t>e440</w:t>
@@ -1288,11 +1243,19 @@
                 <w:sz w:val="20"/>
               </w:rPr>
             </w:pPr>
+            <w:proofErr w:type="spellStart"/>
             <w:r>
               <w:rPr>
                 <w:rFonts w:ascii="Courier New" w:hAnsi="Courier New" w:cs="Courier New"/>
               </w:rPr>
-              <w:t xml:space="preserve">mamba env create –-name </w:t>
+              <w:t>conda</w:t>
+            </w:r>
+            <w:proofErr w:type="spellEnd"/>
+            <w:r>
+              <w:rPr>
+                <w:rFonts w:ascii="Courier New" w:hAnsi="Courier New" w:cs="Courier New"/>
+              </w:rPr>
+              <w:t xml:space="preserve"> env create –-name </w:t>
             </w:r>
             <w:r>
               <w:rPr>
@@ -1522,7 +1485,6 @@
         <w:spacing w:after="0"/>
       </w:pPr>
       <w:r>
-        <w:lastRenderedPageBreak/>
         <w:t xml:space="preserve"> </w:t>
       </w:r>
     </w:p>
@@ -1702,6 +1664,7 @@
               <w:ind w:left="5"/>
             </w:pPr>
             <w:r>
+              <w:lastRenderedPageBreak/>
               <w:t xml:space="preserve">1. </w:t>
             </w:r>
           </w:p>
@@ -2124,6 +2087,7 @@
       <w:r>
         <w:rPr>
           <w:rStyle w:val="Hyperlink"/>
+          <w:color w:val="auto"/>
           <w:u w:val="none"/>
         </w:rPr>
         <w:t>from Dropbox</w:t>
@@ -2301,7 +2265,19 @@
           <w:rPr>
             <w:rStyle w:val="Hyperlink"/>
           </w:rPr>
-          <w:t>https://eoas-ubc.github.io/tut-commandline.html?highlight=commandline</w:t>
+          <w:t>https://eoas-ubc.github.io/tut</w:t>
+        </w:r>
+        <w:r>
+          <w:rPr>
+            <w:rStyle w:val="Hyperlink"/>
+          </w:rPr>
+          <w:t>-</w:t>
+        </w:r>
+        <w:r>
+          <w:rPr>
+            <w:rStyle w:val="Hyperlink"/>
+          </w:rPr>
+          <w:t>commandline.html?highlight=commandline</w:t>
         </w:r>
       </w:hyperlink>
       <w:r>
